--- a/paper/cover_letter.docx
+++ b/paper/cover_letter.docx
@@ -159,25 +159,19 @@
         <w:t xml:space="preserve"> </w:t>
       </w:r>
       <w:r>
-        <w:t xml:space="preserve">maintains a strict distinction between demonstrated capability and projection. Generative AI was used</w:t>
-      </w:r>
-      <w:r>
-        <w:t xml:space="preserve"> </w:t>
-      </w:r>
-      <w:r>
-        <w:t xml:space="preserve">as a drafting aid only; all quantitative claims derive from the open code or cited primary sources, all</w:t>
-      </w:r>
-      <w:r>
-        <w:t xml:space="preserve"> </w:t>
-      </w:r>
-      <w:r>
-        <w:t xml:space="preserve">equations were independently verified, and the author is solely responsible for the content, as</w:t>
-      </w:r>
-      <w:r>
-        <w:t xml:space="preserve"> </w:t>
-      </w:r>
-      <w:r>
-        <w:t xml:space="preserve">detailed in the enclosed disclosure.</w:t>
+        <w:t xml:space="preserve">maintains a strict distinction between demonstrated capability and projection. Every quantitative claim</w:t>
+      </w:r>
+      <w:r>
+        <w:t xml:space="preserve"> </w:t>
+      </w:r>
+      <w:r>
+        <w:t xml:space="preserve">derives from the open code or cited primary sources, all equations were independently verified, and the</w:t>
+      </w:r>
+      <w:r>
+        <w:t xml:space="preserve"> </w:t>
+      </w:r>
+      <w:r>
+        <w:t xml:space="preserve">author is solely responsible for the content.</w:t>
       </w:r>
     </w:p>
     <w:p>
